--- a/OSINT_Rapport.docx
+++ b/OSINT_Rapport.docx
@@ -18,6 +18,9 @@
         </w:rPr>
       </w:pPr>
       <w:r>
+        <w:rPr>
+          <w:noProof/>
+        </w:rPr>
         <w:drawing>
           <wp:anchor distT="0" distB="0" distL="114300" distR="114300" simplePos="0" relativeHeight="251660288" behindDoc="1" locked="0" layoutInCell="1" allowOverlap="1" wp14:anchorId="30D55962" wp14:editId="4DE01FA5">
             <wp:simplePos x="0" y="0"/>
@@ -121,6 +124,9 @@
         </w:rPr>
       </w:pPr>
       <w:r>
+        <w:rPr>
+          <w:noProof/>
+        </w:rPr>
         <w:drawing>
           <wp:anchor distT="0" distB="0" distL="114300" distR="114300" simplePos="0" relativeHeight="251659264" behindDoc="1" locked="0" layoutInCell="1" allowOverlap="1" wp14:anchorId="03D2D9A6" wp14:editId="66701EBF">
             <wp:simplePos x="0" y="0"/>
@@ -520,12 +526,6 @@
         <w:gridCol w:w="4400"/>
       </w:tblGrid>
       <w:tr>
-        <w:tblPrEx>
-          <w:tblCellMar>
-            <w:top w:w="0" w:type="dxa"/>
-            <w:bottom w:w="0" w:type="dxa"/>
-          </w:tblCellMar>
-        </w:tblPrEx>
         <w:trPr>
           <w:jc w:val="center"/>
         </w:trPr>
@@ -599,12 +599,6 @@
         </w:tc>
       </w:tr>
       <w:tr>
-        <w:tblPrEx>
-          <w:tblCellMar>
-            <w:top w:w="0" w:type="dxa"/>
-            <w:bottom w:w="0" w:type="dxa"/>
-          </w:tblCellMar>
-        </w:tblPrEx>
         <w:trPr>
           <w:jc w:val="center"/>
         </w:trPr>
@@ -675,12 +669,6 @@
         </w:tc>
       </w:tr>
       <w:tr>
-        <w:tblPrEx>
-          <w:tblCellMar>
-            <w:top w:w="0" w:type="dxa"/>
-            <w:bottom w:w="0" w:type="dxa"/>
-          </w:tblCellMar>
-        </w:tblPrEx>
         <w:trPr>
           <w:jc w:val="center"/>
         </w:trPr>
@@ -789,12 +777,6 @@
         </w:tc>
       </w:tr>
       <w:tr>
-        <w:tblPrEx>
-          <w:tblCellMar>
-            <w:top w:w="0" w:type="dxa"/>
-            <w:bottom w:w="0" w:type="dxa"/>
-          </w:tblCellMar>
-        </w:tblPrEx>
         <w:trPr>
           <w:jc w:val="center"/>
         </w:trPr>
@@ -863,12 +845,6 @@
         </w:tc>
       </w:tr>
       <w:tr>
-        <w:tblPrEx>
-          <w:tblCellMar>
-            <w:top w:w="0" w:type="dxa"/>
-            <w:bottom w:w="0" w:type="dxa"/>
-          </w:tblCellMar>
-        </w:tblPrEx>
         <w:trPr>
           <w:jc w:val="center"/>
         </w:trPr>
@@ -973,12 +949,6 @@
         </w:tc>
       </w:tr>
       <w:tr>
-        <w:tblPrEx>
-          <w:tblCellMar>
-            <w:top w:w="0" w:type="dxa"/>
-            <w:bottom w:w="0" w:type="dxa"/>
-          </w:tblCellMar>
-        </w:tblPrEx>
         <w:trPr>
           <w:jc w:val="center"/>
         </w:trPr>
@@ -1053,28 +1023,12 @@
                 <w:sz w:val="20"/>
                 <w:szCs w:val="20"/>
               </w:rPr>
-              <w:t>github.com/dalia582/</w:t>
-            </w:r>
-            <w:proofErr w:type="spellStart"/>
-            <w:r>
-              <w:rPr>
-                <w:color w:val="0891B2"/>
-                <w:sz w:val="20"/>
-                <w:szCs w:val="20"/>
-              </w:rPr>
-              <w:t>osint_mapper</w:t>
-            </w:r>
-            <w:proofErr w:type="spellEnd"/>
+              <w:t>https://github.com/dalia582/Infrastructure</w:t>
+            </w:r>
           </w:p>
         </w:tc>
       </w:tr>
       <w:tr>
-        <w:tblPrEx>
-          <w:tblCellMar>
-            <w:top w:w="0" w:type="dxa"/>
-            <w:bottom w:w="0" w:type="dxa"/>
-          </w:tblCellMar>
-        </w:tblPrEx>
         <w:trPr>
           <w:jc w:val="center"/>
         </w:trPr>
@@ -1862,12 +1816,6 @@
         <w:gridCol w:w="5360"/>
       </w:tblGrid>
       <w:tr>
-        <w:tblPrEx>
-          <w:tblCellMar>
-            <w:top w:w="0" w:type="dxa"/>
-            <w:bottom w:w="0" w:type="dxa"/>
-          </w:tblCellMar>
-        </w:tblPrEx>
         <w:tc>
           <w:tcPr>
             <w:tcW w:w="1800" w:type="dxa"/>
@@ -2000,12 +1948,6 @@
         </w:tc>
       </w:tr>
       <w:tr>
-        <w:tblPrEx>
-          <w:tblCellMar>
-            <w:top w:w="0" w:type="dxa"/>
-            <w:bottom w:w="0" w:type="dxa"/>
-          </w:tblCellMar>
-        </w:tblPrEx>
         <w:tc>
           <w:tcPr>
             <w:tcW w:w="1800" w:type="dxa"/>
@@ -2119,12 +2061,6 @@
         </w:tc>
       </w:tr>
       <w:tr>
-        <w:tblPrEx>
-          <w:tblCellMar>
-            <w:top w:w="0" w:type="dxa"/>
-            <w:bottom w:w="0" w:type="dxa"/>
-          </w:tblCellMar>
-        </w:tblPrEx>
         <w:tc>
           <w:tcPr>
             <w:tcW w:w="1800" w:type="dxa"/>
@@ -2246,12 +2182,6 @@
         </w:tc>
       </w:tr>
       <w:tr>
-        <w:tblPrEx>
-          <w:tblCellMar>
-            <w:top w:w="0" w:type="dxa"/>
-            <w:bottom w:w="0" w:type="dxa"/>
-          </w:tblCellMar>
-        </w:tblPrEx>
         <w:tc>
           <w:tcPr>
             <w:tcW w:w="1800" w:type="dxa"/>
@@ -2365,12 +2295,6 @@
         </w:tc>
       </w:tr>
       <w:tr>
-        <w:tblPrEx>
-          <w:tblCellMar>
-            <w:top w:w="0" w:type="dxa"/>
-            <w:bottom w:w="0" w:type="dxa"/>
-          </w:tblCellMar>
-        </w:tblPrEx>
         <w:tc>
           <w:tcPr>
             <w:tcW w:w="1800" w:type="dxa"/>
@@ -2602,12 +2526,6 @@
         <w:gridCol w:w="5160"/>
       </w:tblGrid>
       <w:tr>
-        <w:tblPrEx>
-          <w:tblCellMar>
-            <w:top w:w="0" w:type="dxa"/>
-            <w:bottom w:w="0" w:type="dxa"/>
-          </w:tblCellMar>
-        </w:tblPrEx>
         <w:tc>
           <w:tcPr>
             <w:tcW w:w="2400" w:type="dxa"/>
@@ -2716,12 +2634,6 @@
         </w:tc>
       </w:tr>
       <w:tr>
-        <w:tblPrEx>
-          <w:tblCellMar>
-            <w:top w:w="0" w:type="dxa"/>
-            <w:bottom w:w="0" w:type="dxa"/>
-          </w:tblCellMar>
-        </w:tblPrEx>
         <w:tc>
           <w:tcPr>
             <w:tcW w:w="2400" w:type="dxa"/>
@@ -2822,12 +2734,6 @@
         </w:tc>
       </w:tr>
       <w:tr>
-        <w:tblPrEx>
-          <w:tblCellMar>
-            <w:top w:w="0" w:type="dxa"/>
-            <w:bottom w:w="0" w:type="dxa"/>
-          </w:tblCellMar>
-        </w:tblPrEx>
         <w:tc>
           <w:tcPr>
             <w:tcW w:w="2400" w:type="dxa"/>
@@ -2939,12 +2845,6 @@
         </w:tc>
       </w:tr>
       <w:tr>
-        <w:tblPrEx>
-          <w:tblCellMar>
-            <w:top w:w="0" w:type="dxa"/>
-            <w:bottom w:w="0" w:type="dxa"/>
-          </w:tblCellMar>
-        </w:tblPrEx>
         <w:tc>
           <w:tcPr>
             <w:tcW w:w="2400" w:type="dxa"/>
@@ -3047,12 +2947,6 @@
         </w:tc>
       </w:tr>
       <w:tr>
-        <w:tblPrEx>
-          <w:tblCellMar>
-            <w:top w:w="0" w:type="dxa"/>
-            <w:bottom w:w="0" w:type="dxa"/>
-          </w:tblCellMar>
-        </w:tblPrEx>
         <w:tc>
           <w:tcPr>
             <w:tcW w:w="2400" w:type="dxa"/>
@@ -3153,12 +3047,6 @@
         </w:tc>
       </w:tr>
       <w:tr>
-        <w:tblPrEx>
-          <w:tblCellMar>
-            <w:top w:w="0" w:type="dxa"/>
-            <w:bottom w:w="0" w:type="dxa"/>
-          </w:tblCellMar>
-        </w:tblPrEx>
         <w:tc>
           <w:tcPr>
             <w:tcW w:w="2400" w:type="dxa"/>
@@ -3270,12 +3158,6 @@
         </w:tc>
       </w:tr>
       <w:tr>
-        <w:tblPrEx>
-          <w:tblCellMar>
-            <w:top w:w="0" w:type="dxa"/>
-            <w:bottom w:w="0" w:type="dxa"/>
-          </w:tblCellMar>
-        </w:tblPrEx>
         <w:tc>
           <w:tcPr>
             <w:tcW w:w="2400" w:type="dxa"/>
@@ -3374,12 +3256,6 @@
         </w:tc>
       </w:tr>
       <w:tr>
-        <w:tblPrEx>
-          <w:tblCellMar>
-            <w:top w:w="0" w:type="dxa"/>
-            <w:bottom w:w="0" w:type="dxa"/>
-          </w:tblCellMar>
-        </w:tblPrEx>
         <w:tc>
           <w:tcPr>
             <w:tcW w:w="2400" w:type="dxa"/>
@@ -3488,12 +3364,6 @@
         </w:tc>
       </w:tr>
       <w:tr>
-        <w:tblPrEx>
-          <w:tblCellMar>
-            <w:top w:w="0" w:type="dxa"/>
-            <w:bottom w:w="0" w:type="dxa"/>
-          </w:tblCellMar>
-        </w:tblPrEx>
         <w:tc>
           <w:tcPr>
             <w:tcW w:w="2400" w:type="dxa"/>
@@ -3638,12 +3508,6 @@
         <w:gridCol w:w="6760"/>
       </w:tblGrid>
       <w:tr>
-        <w:tblPrEx>
-          <w:tblCellMar>
-            <w:top w:w="0" w:type="dxa"/>
-            <w:bottom w:w="0" w:type="dxa"/>
-          </w:tblCellMar>
-        </w:tblPrEx>
         <w:tc>
           <w:tcPr>
             <w:tcW w:w="2600" w:type="dxa"/>
@@ -3738,12 +3602,6 @@
         </w:tc>
       </w:tr>
       <w:tr>
-        <w:tblPrEx>
-          <w:tblCellMar>
-            <w:top w:w="0" w:type="dxa"/>
-            <w:bottom w:w="0" w:type="dxa"/>
-          </w:tblCellMar>
-        </w:tblPrEx>
         <w:tc>
           <w:tcPr>
             <w:tcW w:w="2600" w:type="dxa"/>
@@ -3821,12 +3679,6 @@
         </w:tc>
       </w:tr>
       <w:tr>
-        <w:tblPrEx>
-          <w:tblCellMar>
-            <w:top w:w="0" w:type="dxa"/>
-            <w:bottom w:w="0" w:type="dxa"/>
-          </w:tblCellMar>
-        </w:tblPrEx>
         <w:tc>
           <w:tcPr>
             <w:tcW w:w="2600" w:type="dxa"/>
@@ -3887,12 +3739,6 @@
         </w:tc>
       </w:tr>
       <w:tr>
-        <w:tblPrEx>
-          <w:tblCellMar>
-            <w:top w:w="0" w:type="dxa"/>
-            <w:bottom w:w="0" w:type="dxa"/>
-          </w:tblCellMar>
-        </w:tblPrEx>
         <w:tc>
           <w:tcPr>
             <w:tcW w:w="2600" w:type="dxa"/>
@@ -3989,12 +3835,6 @@
         </w:tc>
       </w:tr>
       <w:tr>
-        <w:tblPrEx>
-          <w:tblCellMar>
-            <w:top w:w="0" w:type="dxa"/>
-            <w:bottom w:w="0" w:type="dxa"/>
-          </w:tblCellMar>
-        </w:tblPrEx>
         <w:tc>
           <w:tcPr>
             <w:tcW w:w="2600" w:type="dxa"/>
@@ -4061,12 +3901,6 @@
         </w:tc>
       </w:tr>
       <w:tr>
-        <w:tblPrEx>
-          <w:tblCellMar>
-            <w:top w:w="0" w:type="dxa"/>
-            <w:bottom w:w="0" w:type="dxa"/>
-          </w:tblCellMar>
-        </w:tblPrEx>
         <w:tc>
           <w:tcPr>
             <w:tcW w:w="2600" w:type="dxa"/>
@@ -4194,12 +4028,6 @@
         </w:tc>
       </w:tr>
       <w:tr>
-        <w:tblPrEx>
-          <w:tblCellMar>
-            <w:top w:w="0" w:type="dxa"/>
-            <w:bottom w:w="0" w:type="dxa"/>
-          </w:tblCellMar>
-        </w:tblPrEx>
         <w:tc>
           <w:tcPr>
             <w:tcW w:w="2600" w:type="dxa"/>
@@ -4357,12 +4185,6 @@
         <w:gridCol w:w="6260"/>
       </w:tblGrid>
       <w:tr>
-        <w:tblPrEx>
-          <w:tblCellMar>
-            <w:top w:w="0" w:type="dxa"/>
-            <w:bottom w:w="0" w:type="dxa"/>
-          </w:tblCellMar>
-        </w:tblPrEx>
         <w:tc>
           <w:tcPr>
             <w:tcW w:w="700" w:type="dxa"/>
@@ -4472,12 +4294,6 @@
         </w:tc>
       </w:tr>
       <w:tr>
-        <w:tblPrEx>
-          <w:tblCellMar>
-            <w:top w:w="0" w:type="dxa"/>
-            <w:bottom w:w="0" w:type="dxa"/>
-          </w:tblCellMar>
-        </w:tblPrEx>
         <w:tc>
           <w:tcPr>
             <w:tcW w:w="700" w:type="dxa"/>
@@ -4611,12 +4427,6 @@
         </w:tc>
       </w:tr>
       <w:tr>
-        <w:tblPrEx>
-          <w:tblCellMar>
-            <w:top w:w="0" w:type="dxa"/>
-            <w:bottom w:w="0" w:type="dxa"/>
-          </w:tblCellMar>
-        </w:tblPrEx>
         <w:tc>
           <w:tcPr>
             <w:tcW w:w="700" w:type="dxa"/>
@@ -4761,12 +4571,6 @@
         </w:tc>
       </w:tr>
       <w:tr>
-        <w:tblPrEx>
-          <w:tblCellMar>
-            <w:top w:w="0" w:type="dxa"/>
-            <w:bottom w:w="0" w:type="dxa"/>
-          </w:tblCellMar>
-        </w:tblPrEx>
         <w:tc>
           <w:tcPr>
             <w:tcW w:w="700" w:type="dxa"/>
@@ -4870,12 +4674,6 @@
         </w:tc>
       </w:tr>
       <w:tr>
-        <w:tblPrEx>
-          <w:tblCellMar>
-            <w:top w:w="0" w:type="dxa"/>
-            <w:bottom w:w="0" w:type="dxa"/>
-          </w:tblCellMar>
-        </w:tblPrEx>
         <w:tc>
           <w:tcPr>
             <w:tcW w:w="700" w:type="dxa"/>
@@ -5065,12 +4863,6 @@
         </w:tc>
       </w:tr>
       <w:tr>
-        <w:tblPrEx>
-          <w:tblCellMar>
-            <w:top w:w="0" w:type="dxa"/>
-            <w:bottom w:w="0" w:type="dxa"/>
-          </w:tblCellMar>
-        </w:tblPrEx>
         <w:tc>
           <w:tcPr>
             <w:tcW w:w="700" w:type="dxa"/>
@@ -5440,12 +5232,6 @@
         <w:gridCol w:w="2960"/>
       </w:tblGrid>
       <w:tr>
-        <w:tblPrEx>
-          <w:tblCellMar>
-            <w:top w:w="0" w:type="dxa"/>
-            <w:bottom w:w="0" w:type="dxa"/>
-          </w:tblCellMar>
-        </w:tblPrEx>
         <w:tc>
           <w:tcPr>
             <w:tcW w:w="1200" w:type="dxa"/>
@@ -5598,12 +5384,6 @@
         </w:tc>
       </w:tr>
       <w:tr>
-        <w:tblPrEx>
-          <w:tblCellMar>
-            <w:top w:w="0" w:type="dxa"/>
-            <w:bottom w:w="0" w:type="dxa"/>
-          </w:tblCellMar>
-        </w:tblPrEx>
         <w:tc>
           <w:tcPr>
             <w:tcW w:w="1200" w:type="dxa"/>
@@ -5734,12 +5514,6 @@
         </w:tc>
       </w:tr>
       <w:tr>
-        <w:tblPrEx>
-          <w:tblCellMar>
-            <w:top w:w="0" w:type="dxa"/>
-            <w:bottom w:w="0" w:type="dxa"/>
-          </w:tblCellMar>
-        </w:tblPrEx>
         <w:tc>
           <w:tcPr>
             <w:tcW w:w="1200" w:type="dxa"/>
@@ -5870,12 +5644,6 @@
         </w:tc>
       </w:tr>
       <w:tr>
-        <w:tblPrEx>
-          <w:tblCellMar>
-            <w:top w:w="0" w:type="dxa"/>
-            <w:bottom w:w="0" w:type="dxa"/>
-          </w:tblCellMar>
-        </w:tblPrEx>
         <w:tc>
           <w:tcPr>
             <w:tcW w:w="1200" w:type="dxa"/>
@@ -6038,12 +5806,6 @@
         </w:tc>
       </w:tr>
       <w:tr>
-        <w:tblPrEx>
-          <w:tblCellMar>
-            <w:top w:w="0" w:type="dxa"/>
-            <w:bottom w:w="0" w:type="dxa"/>
-          </w:tblCellMar>
-        </w:tblPrEx>
         <w:tc>
           <w:tcPr>
             <w:tcW w:w="1200" w:type="dxa"/>
@@ -6188,12 +5950,6 @@
         </w:tc>
       </w:tr>
       <w:tr>
-        <w:tblPrEx>
-          <w:tblCellMar>
-            <w:top w:w="0" w:type="dxa"/>
-            <w:bottom w:w="0" w:type="dxa"/>
-          </w:tblCellMar>
-        </w:tblPrEx>
         <w:tc>
           <w:tcPr>
             <w:tcW w:w="1200" w:type="dxa"/>
@@ -6335,12 +6091,6 @@
         </w:tc>
       </w:tr>
       <w:tr>
-        <w:tblPrEx>
-          <w:tblCellMar>
-            <w:top w:w="0" w:type="dxa"/>
-            <w:bottom w:w="0" w:type="dxa"/>
-          </w:tblCellMar>
-        </w:tblPrEx>
         <w:tc>
           <w:tcPr>
             <w:tcW w:w="1200" w:type="dxa"/>
@@ -6475,12 +6225,6 @@
         </w:tc>
       </w:tr>
       <w:tr>
-        <w:tblPrEx>
-          <w:tblCellMar>
-            <w:top w:w="0" w:type="dxa"/>
-            <w:bottom w:w="0" w:type="dxa"/>
-          </w:tblCellMar>
-        </w:tblPrEx>
         <w:tc>
           <w:tcPr>
             <w:tcW w:w="1200" w:type="dxa"/>
@@ -6615,12 +6359,6 @@
         </w:tc>
       </w:tr>
       <w:tr>
-        <w:tblPrEx>
-          <w:tblCellMar>
-            <w:top w:w="0" w:type="dxa"/>
-            <w:bottom w:w="0" w:type="dxa"/>
-          </w:tblCellMar>
-        </w:tblPrEx>
         <w:tc>
           <w:tcPr>
             <w:tcW w:w="1200" w:type="dxa"/>
@@ -6755,12 +6493,6 @@
         </w:tc>
       </w:tr>
       <w:tr>
-        <w:tblPrEx>
-          <w:tblCellMar>
-            <w:top w:w="0" w:type="dxa"/>
-            <w:bottom w:w="0" w:type="dxa"/>
-          </w:tblCellMar>
-        </w:tblPrEx>
         <w:tc>
           <w:tcPr>
             <w:tcW w:w="1200" w:type="dxa"/>
@@ -6886,12 +6618,6 @@
         </w:tc>
       </w:tr>
       <w:tr>
-        <w:tblPrEx>
-          <w:tblCellMar>
-            <w:top w:w="0" w:type="dxa"/>
-            <w:bottom w:w="0" w:type="dxa"/>
-          </w:tblCellMar>
-        </w:tblPrEx>
         <w:tc>
           <w:tcPr>
             <w:tcW w:w="1200" w:type="dxa"/>
@@ -7071,12 +6797,6 @@
         <w:gridCol w:w="3360"/>
       </w:tblGrid>
       <w:tr>
-        <w:tblPrEx>
-          <w:tblCellMar>
-            <w:top w:w="0" w:type="dxa"/>
-            <w:bottom w:w="0" w:type="dxa"/>
-          </w:tblCellMar>
-        </w:tblPrEx>
         <w:tc>
           <w:tcPr>
             <w:tcW w:w="4000" w:type="dxa"/>
@@ -7207,12 +6927,6 @@
         </w:tc>
       </w:tr>
       <w:tr>
-        <w:tblPrEx>
-          <w:tblCellMar>
-            <w:top w:w="0" w:type="dxa"/>
-            <w:bottom w:w="0" w:type="dxa"/>
-          </w:tblCellMar>
-        </w:tblPrEx>
         <w:tc>
           <w:tcPr>
             <w:tcW w:w="4000" w:type="dxa"/>
@@ -7311,12 +7025,6 @@
         </w:tc>
       </w:tr>
       <w:tr>
-        <w:tblPrEx>
-          <w:tblCellMar>
-            <w:top w:w="0" w:type="dxa"/>
-            <w:bottom w:w="0" w:type="dxa"/>
-          </w:tblCellMar>
-        </w:tblPrEx>
         <w:tc>
           <w:tcPr>
             <w:tcW w:w="4000" w:type="dxa"/>
@@ -7453,12 +7161,6 @@
         </w:tc>
       </w:tr>
       <w:tr>
-        <w:tblPrEx>
-          <w:tblCellMar>
-            <w:top w:w="0" w:type="dxa"/>
-            <w:bottom w:w="0" w:type="dxa"/>
-          </w:tblCellMar>
-        </w:tblPrEx>
         <w:tc>
           <w:tcPr>
             <w:tcW w:w="4000" w:type="dxa"/>
@@ -7609,12 +7311,6 @@
         </w:tc>
       </w:tr>
       <w:tr>
-        <w:tblPrEx>
-          <w:tblCellMar>
-            <w:top w:w="0" w:type="dxa"/>
-            <w:bottom w:w="0" w:type="dxa"/>
-          </w:tblCellMar>
-        </w:tblPrEx>
         <w:tc>
           <w:tcPr>
             <w:tcW w:w="4000" w:type="dxa"/>
@@ -7761,12 +7457,6 @@
         </w:tc>
       </w:tr>
       <w:tr>
-        <w:tblPrEx>
-          <w:tblCellMar>
-            <w:top w:w="0" w:type="dxa"/>
-            <w:bottom w:w="0" w:type="dxa"/>
-          </w:tblCellMar>
-        </w:tblPrEx>
         <w:tc>
           <w:tcPr>
             <w:tcW w:w="4000" w:type="dxa"/>
@@ -8914,12 +8604,6 @@
         <w:gridCol w:w="4960"/>
       </w:tblGrid>
       <w:tr>
-        <w:tblPrEx>
-          <w:tblCellMar>
-            <w:top w:w="0" w:type="dxa"/>
-            <w:bottom w:w="0" w:type="dxa"/>
-          </w:tblCellMar>
-        </w:tblPrEx>
         <w:tc>
           <w:tcPr>
             <w:tcW w:w="2800" w:type="dxa"/>
@@ -9036,12 +8720,6 @@
         </w:tc>
       </w:tr>
       <w:tr>
-        <w:tblPrEx>
-          <w:tblCellMar>
-            <w:top w:w="0" w:type="dxa"/>
-            <w:bottom w:w="0" w:type="dxa"/>
-          </w:tblCellMar>
-        </w:tblPrEx>
         <w:tc>
           <w:tcPr>
             <w:tcW w:w="2800" w:type="dxa"/>
@@ -9150,12 +8828,6 @@
         </w:tc>
       </w:tr>
       <w:tr>
-        <w:tblPrEx>
-          <w:tblCellMar>
-            <w:top w:w="0" w:type="dxa"/>
-            <w:bottom w:w="0" w:type="dxa"/>
-          </w:tblCellMar>
-        </w:tblPrEx>
         <w:tc>
           <w:tcPr>
             <w:tcW w:w="2800" w:type="dxa"/>
@@ -9274,12 +8946,6 @@
         </w:tc>
       </w:tr>
       <w:tr>
-        <w:tblPrEx>
-          <w:tblCellMar>
-            <w:top w:w="0" w:type="dxa"/>
-            <w:bottom w:w="0" w:type="dxa"/>
-          </w:tblCellMar>
-        </w:tblPrEx>
         <w:tc>
           <w:tcPr>
             <w:tcW w:w="2800" w:type="dxa"/>
@@ -9400,12 +9066,6 @@
         </w:tc>
       </w:tr>
       <w:tr>
-        <w:tblPrEx>
-          <w:tblCellMar>
-            <w:top w:w="0" w:type="dxa"/>
-            <w:bottom w:w="0" w:type="dxa"/>
-          </w:tblCellMar>
-        </w:tblPrEx>
         <w:tc>
           <w:tcPr>
             <w:tcW w:w="2800" w:type="dxa"/>
@@ -9564,12 +9224,6 @@
         <w:gridCol w:w="1400"/>
       </w:tblGrid>
       <w:tr>
-        <w:tblPrEx>
-          <w:tblCellMar>
-            <w:top w:w="0" w:type="dxa"/>
-            <w:bottom w:w="0" w:type="dxa"/>
-          </w:tblCellMar>
-        </w:tblPrEx>
         <w:tc>
           <w:tcPr>
             <w:tcW w:w="2200" w:type="dxa"/>
@@ -9722,12 +9376,6 @@
         </w:tc>
       </w:tr>
       <w:tr>
-        <w:tblPrEx>
-          <w:tblCellMar>
-            <w:top w:w="0" w:type="dxa"/>
-            <w:bottom w:w="0" w:type="dxa"/>
-          </w:tblCellMar>
-        </w:tblPrEx>
         <w:tc>
           <w:tcPr>
             <w:tcW w:w="2200" w:type="dxa"/>
@@ -9879,12 +9527,6 @@
         </w:tc>
       </w:tr>
       <w:tr>
-        <w:tblPrEx>
-          <w:tblCellMar>
-            <w:top w:w="0" w:type="dxa"/>
-            <w:bottom w:w="0" w:type="dxa"/>
-          </w:tblCellMar>
-        </w:tblPrEx>
         <w:tc>
           <w:tcPr>
             <w:tcW w:w="2200" w:type="dxa"/>
@@ -10046,12 +9688,6 @@
         </w:tc>
       </w:tr>
       <w:tr>
-        <w:tblPrEx>
-          <w:tblCellMar>
-            <w:top w:w="0" w:type="dxa"/>
-            <w:bottom w:w="0" w:type="dxa"/>
-          </w:tblCellMar>
-        </w:tblPrEx>
         <w:tc>
           <w:tcPr>
             <w:tcW w:w="2200" w:type="dxa"/>
@@ -10201,12 +9837,6 @@
         </w:tc>
       </w:tr>
       <w:tr>
-        <w:tblPrEx>
-          <w:tblCellMar>
-            <w:top w:w="0" w:type="dxa"/>
-            <w:bottom w:w="0" w:type="dxa"/>
-          </w:tblCellMar>
-        </w:tblPrEx>
         <w:tc>
           <w:tcPr>
             <w:tcW w:w="2200" w:type="dxa"/>
@@ -10348,12 +9978,6 @@
         </w:tc>
       </w:tr>
       <w:tr>
-        <w:tblPrEx>
-          <w:tblCellMar>
-            <w:top w:w="0" w:type="dxa"/>
-            <w:bottom w:w="0" w:type="dxa"/>
-          </w:tblCellMar>
-        </w:tblPrEx>
         <w:tc>
           <w:tcPr>
             <w:tcW w:w="2200" w:type="dxa"/>
@@ -10483,12 +10107,6 @@
         </w:tc>
       </w:tr>
       <w:tr>
-        <w:tblPrEx>
-          <w:tblCellMar>
-            <w:top w:w="0" w:type="dxa"/>
-            <w:bottom w:w="0" w:type="dxa"/>
-          </w:tblCellMar>
-        </w:tblPrEx>
         <w:tc>
           <w:tcPr>
             <w:tcW w:w="2200" w:type="dxa"/>
@@ -10658,12 +10276,6 @@
         </w:tc>
       </w:tr>
       <w:tr>
-        <w:tblPrEx>
-          <w:tblCellMar>
-            <w:top w:w="0" w:type="dxa"/>
-            <w:bottom w:w="0" w:type="dxa"/>
-          </w:tblCellMar>
-        </w:tblPrEx>
         <w:tc>
           <w:tcPr>
             <w:tcW w:w="2200" w:type="dxa"/>
@@ -11437,12 +11049,6 @@
         <w:gridCol w:w="3560"/>
       </w:tblGrid>
       <w:tr>
-        <w:tblPrEx>
-          <w:tblCellMar>
-            <w:top w:w="0" w:type="dxa"/>
-            <w:bottom w:w="0" w:type="dxa"/>
-          </w:tblCellMar>
-        </w:tblPrEx>
         <w:tc>
           <w:tcPr>
             <w:tcW w:w="3600" w:type="dxa"/>
@@ -11585,12 +11191,6 @@
         </w:tc>
       </w:tr>
       <w:tr>
-        <w:tblPrEx>
-          <w:tblCellMar>
-            <w:top w:w="0" w:type="dxa"/>
-            <w:bottom w:w="0" w:type="dxa"/>
-          </w:tblCellMar>
-        </w:tblPrEx>
         <w:tc>
           <w:tcPr>
             <w:tcW w:w="3600" w:type="dxa"/>
@@ -11766,12 +11366,6 @@
         </w:tc>
       </w:tr>
       <w:tr>
-        <w:tblPrEx>
-          <w:tblCellMar>
-            <w:top w:w="0" w:type="dxa"/>
-            <w:bottom w:w="0" w:type="dxa"/>
-          </w:tblCellMar>
-        </w:tblPrEx>
         <w:tc>
           <w:tcPr>
             <w:tcW w:w="3600" w:type="dxa"/>
@@ -11912,12 +11506,6 @@
         </w:tc>
       </w:tr>
       <w:tr>
-        <w:tblPrEx>
-          <w:tblCellMar>
-            <w:top w:w="0" w:type="dxa"/>
-            <w:bottom w:w="0" w:type="dxa"/>
-          </w:tblCellMar>
-        </w:tblPrEx>
         <w:tc>
           <w:tcPr>
             <w:tcW w:w="3600" w:type="dxa"/>
@@ -12046,12 +11634,6 @@
         </w:tc>
       </w:tr>
       <w:tr>
-        <w:tblPrEx>
-          <w:tblCellMar>
-            <w:top w:w="0" w:type="dxa"/>
-            <w:bottom w:w="0" w:type="dxa"/>
-          </w:tblCellMar>
-        </w:tblPrEx>
         <w:tc>
           <w:tcPr>
             <w:tcW w:w="3600" w:type="dxa"/>
@@ -12222,12 +11804,6 @@
         </w:tc>
       </w:tr>
       <w:tr>
-        <w:tblPrEx>
-          <w:tblCellMar>
-            <w:top w:w="0" w:type="dxa"/>
-            <w:bottom w:w="0" w:type="dxa"/>
-          </w:tblCellMar>
-        </w:tblPrEx>
         <w:tc>
           <w:tcPr>
             <w:tcW w:w="3600" w:type="dxa"/>
@@ -12330,12 +11906,6 @@
         </w:tc>
       </w:tr>
       <w:tr>
-        <w:tblPrEx>
-          <w:tblCellMar>
-            <w:top w:w="0" w:type="dxa"/>
-            <w:bottom w:w="0" w:type="dxa"/>
-          </w:tblCellMar>
-        </w:tblPrEx>
         <w:tc>
           <w:tcPr>
             <w:tcW w:w="3600" w:type="dxa"/>
@@ -12948,12 +12518,6 @@
         <w:gridCol w:w="3960"/>
       </w:tblGrid>
       <w:tr>
-        <w:tblPrEx>
-          <w:tblCellMar>
-            <w:top w:w="0" w:type="dxa"/>
-            <w:bottom w:w="0" w:type="dxa"/>
-          </w:tblCellMar>
-        </w:tblPrEx>
         <w:tc>
           <w:tcPr>
             <w:tcW w:w="2400" w:type="dxa"/>
@@ -13058,12 +12622,6 @@
         </w:tc>
       </w:tr>
       <w:tr>
-        <w:tblPrEx>
-          <w:tblCellMar>
-            <w:top w:w="0" w:type="dxa"/>
-            <w:bottom w:w="0" w:type="dxa"/>
-          </w:tblCellMar>
-        </w:tblPrEx>
         <w:tc>
           <w:tcPr>
             <w:tcW w:w="2400" w:type="dxa"/>
@@ -13199,12 +12757,6 @@
         </w:tc>
       </w:tr>
       <w:tr>
-        <w:tblPrEx>
-          <w:tblCellMar>
-            <w:top w:w="0" w:type="dxa"/>
-            <w:bottom w:w="0" w:type="dxa"/>
-          </w:tblCellMar>
-        </w:tblPrEx>
         <w:tc>
           <w:tcPr>
             <w:tcW w:w="2400" w:type="dxa"/>
@@ -13332,12 +12884,6 @@
         </w:tc>
       </w:tr>
       <w:tr>
-        <w:tblPrEx>
-          <w:tblCellMar>
-            <w:top w:w="0" w:type="dxa"/>
-            <w:bottom w:w="0" w:type="dxa"/>
-          </w:tblCellMar>
-        </w:tblPrEx>
         <w:tc>
           <w:tcPr>
             <w:tcW w:w="2400" w:type="dxa"/>
@@ -13449,12 +12995,6 @@
         </w:tc>
       </w:tr>
       <w:tr>
-        <w:tblPrEx>
-          <w:tblCellMar>
-            <w:top w:w="0" w:type="dxa"/>
-            <w:bottom w:w="0" w:type="dxa"/>
-          </w:tblCellMar>
-        </w:tblPrEx>
         <w:tc>
           <w:tcPr>
             <w:tcW w:w="2400" w:type="dxa"/>
@@ -13865,7 +13405,13 @@
         </w:rPr>
       </w:pPr>
     </w:p>
-    <w:p/>
+    <w:p>
+      <w:pPr>
+        <w:rPr>
+          <w:lang w:val="fr-FR"/>
+        </w:rPr>
+      </w:pPr>
+    </w:p>
     <w:sectPr>
       <w:headerReference w:type="default" r:id="rId9"/>
       <w:footerReference w:type="default" r:id="rId10"/>
@@ -14744,6 +14290,7 @@
   <w:style w:type="character" w:default="1" w:styleId="Policepardfaut">
     <w:name w:val="Default Paragraph Font"/>
     <w:uiPriority w:val="1"/>
+    <w:semiHidden/>
     <w:unhideWhenUsed/>
   </w:style>
   <w:style w:type="table" w:default="1" w:styleId="TableauNormal">
@@ -14922,6 +14469,18 @@
       <w:i/>
       <w:iCs/>
       <w:color w:val="404040" w:themeColor="text1" w:themeTint="BF"/>
+    </w:rPr>
+  </w:style>
+  <w:style w:type="character" w:styleId="Mentionnonrsolue">
+    <w:name w:val="Unresolved Mention"/>
+    <w:basedOn w:val="Policepardfaut"/>
+    <w:uiPriority w:val="99"/>
+    <w:semiHidden/>
+    <w:unhideWhenUsed/>
+    <w:rsid w:val="00F14F68"/>
+    <w:rPr>
+      <w:color w:val="605E5C"/>
+      <w:shd w:val="clear" w:color="auto" w:fill="E1DFDD"/>
     </w:rPr>
   </w:style>
 </w:styles>
